--- a/docs/word/07-operations/01-razvertyvanie-i-ekspluataciya.docx
+++ b/docs/word/07-operations/01-razvertyvanie-i-ekspluataciya.docx
@@ -1079,7 +1079,60 @@
         <w:pStyle w:val="ListBullet"/>
       </w:pPr>
       <w:r>
-        <w:t xml:space="preserve">Тип: </w:t>
+        <w:t xml:space="preserve">Текущий тип: </w:t>
+      </w:r>
+      <w:r>
+        <w:rPr>
+          <w:b/>
+        </w:rPr>
+        <w:t>Static files</w:t>
+      </w:r>
+      <w:r>
+        <w:t xml:space="preserve"> — временная страница-заглушка.</w:t>
+      </w:r>
+    </w:p>
+    <w:p>
+      <w:pPr>
+        <w:pStyle w:val="ListBullet"/>
+      </w:pPr>
+      <w:r>
+        <w:t xml:space="preserve">Адрес пилота: </w:t>
+      </w:r>
+      <w:r>
+        <w:rPr>
+          <w:rFonts w:ascii="Consolas" w:hAnsi="Consolas"/>
+          <w:sz w:val="18"/>
+        </w:rPr>
+        <w:t>http://school-platform-v2.185.31.40.24.nip.io</w:t>
+      </w:r>
+      <w:r>
+        <w:t>.</w:t>
+      </w:r>
+    </w:p>
+    <w:p>
+      <w:pPr>
+        <w:pStyle w:val="ListBullet"/>
+      </w:pPr>
+      <w:r>
+        <w:t xml:space="preserve">Корень сайта: </w:t>
+      </w:r>
+      <w:r>
+        <w:rPr>
+          <w:rFonts w:ascii="Consolas" w:hAnsi="Consolas"/>
+          <w:sz w:val="18"/>
+        </w:rPr>
+        <w:t>/home/virusadk/school-platform-v2/public</w:t>
+      </w:r>
+      <w:r>
+        <w:t>.</w:t>
+      </w:r>
+    </w:p>
+    <w:p>
+      <w:pPr>
+        <w:pStyle w:val="ListBullet"/>
+      </w:pPr>
+      <w:r>
+        <w:t xml:space="preserve">После появления FastAPI: тип </w:t>
       </w:r>
       <w:r>
         <w:rPr>
@@ -1088,7 +1141,7 @@
         <w:t>User program</w:t>
       </w:r>
       <w:r>
-        <w:t xml:space="preserve"> (ASGI/Uvicorn) для FastAPI.</w:t>
+        <w:t xml:space="preserve"> (ASGI/Uvicorn).</w:t>
       </w:r>
     </w:p>
     <w:p>
@@ -1132,7 +1185,7 @@
         <w:pStyle w:val="ListBullet"/>
       </w:pPr>
       <w:r>
-        <w:t xml:space="preserve">Домен: новый поддомен, не затрагивающий </w:t>
+        <w:t xml:space="preserve">Сайт отдельный и не затрагивает </w:t>
       </w:r>
       <w:r>
         <w:rPr>
@@ -1146,6 +1199,41 @@
       </w:r>
     </w:p>
     <w:p>
+      <w:r>
+        <w:t xml:space="preserve">Технический домен </w:t>
+      </w:r>
+      <w:r>
+        <w:rPr>
+          <w:rFonts w:ascii="Consolas" w:hAnsi="Consolas"/>
+          <w:sz w:val="18"/>
+        </w:rPr>
+        <w:t>nip.io</w:t>
+      </w:r>
+      <w:r>
+        <w:t xml:space="preserve"> выбран потому, что бесплатный аккаунт Alwaysdata</w:t>
+      </w:r>
+    </w:p>
+    <w:p>
+      <w:r>
+        <w:t xml:space="preserve">не позволяет занять произвольное имя в зоне </w:t>
+      </w:r>
+      <w:r>
+        <w:rPr>
+          <w:rFonts w:ascii="Consolas" w:hAnsi="Consolas"/>
+          <w:sz w:val="18"/>
+        </w:rPr>
+        <w:t>alwaysdata.net</w:t>
+      </w:r>
+      <w:r>
+        <w:t>. Для сдачи</w:t>
+      </w:r>
+    </w:p>
+    <w:p>
+      <w:r>
+        <w:t>пилота и промышленной эксплуатации нужен собственный домен.</w:t>
+      </w:r>
+    </w:p>
+    <w:p>
       <w:pPr>
         <w:pStyle w:val="Heading3"/>
       </w:pPr>
@@ -1158,7 +1246,53 @@
         <w:pStyle w:val="ListBullet"/>
       </w:pPr>
       <w:r>
-        <w:t>Отдельная БД и отдельный пользователь.</w:t>
+        <w:t xml:space="preserve">Отдельная БД: </w:t>
+      </w:r>
+      <w:r>
+        <w:rPr>
+          <w:rFonts w:ascii="Consolas" w:hAnsi="Consolas"/>
+          <w:sz w:val="18"/>
+        </w:rPr>
+        <w:t>virusadk_school_platform</w:t>
+      </w:r>
+      <w:r>
+        <w:t>.</w:t>
+      </w:r>
+    </w:p>
+    <w:p>
+      <w:pPr>
+        <w:pStyle w:val="ListBullet"/>
+      </w:pPr>
+      <w:r>
+        <w:t xml:space="preserve">Хост: </w:t>
+      </w:r>
+      <w:r>
+        <w:rPr>
+          <w:rFonts w:ascii="Consolas" w:hAnsi="Consolas"/>
+          <w:sz w:val="18"/>
+        </w:rPr>
+        <w:t>postgresql-virusadk.alwaysdata.net:5432</w:t>
+      </w:r>
+      <w:r>
+        <w:t>.</w:t>
+      </w:r>
+    </w:p>
+    <w:p>
+      <w:pPr>
+        <w:pStyle w:val="ListBullet"/>
+      </w:pPr>
+      <w:r>
+        <w:t xml:space="preserve">Пользователь: </w:t>
+      </w:r>
+      <w:r>
+        <w:rPr>
+          <w:rFonts w:ascii="Consolas" w:hAnsi="Consolas"/>
+          <w:sz w:val="18"/>
+        </w:rPr>
+        <w:t>virusadk</w:t>
+      </w:r>
+      <w:r>
+        <w:t>.</w:t>
       </w:r>
     </w:p>
     <w:p>
@@ -1177,6 +1311,208 @@
       </w:r>
       <w:r>
         <w:t xml:space="preserve"> и менеджере секретов.</w:t>
+      </w:r>
+    </w:p>
+    <w:p>
+      <w:pPr>
+        <w:pStyle w:val="ListBullet"/>
+      </w:pPr>
+      <w:r>
+        <w:t xml:space="preserve">Созданы схемы: </w:t>
+      </w:r>
+      <w:r>
+        <w:rPr>
+          <w:rFonts w:ascii="Consolas" w:hAnsi="Consolas"/>
+          <w:sz w:val="18"/>
+        </w:rPr>
+        <w:t>iam</w:t>
+      </w:r>
+      <w:r>
+        <w:t xml:space="preserve">, </w:t>
+      </w:r>
+      <w:r>
+        <w:rPr>
+          <w:rFonts w:ascii="Consolas" w:hAnsi="Consolas"/>
+          <w:sz w:val="18"/>
+        </w:rPr>
+        <w:t>org</w:t>
+      </w:r>
+      <w:r>
+        <w:t xml:space="preserve">, </w:t>
+      </w:r>
+      <w:r>
+        <w:rPr>
+          <w:rFonts w:ascii="Consolas" w:hAnsi="Consolas"/>
+          <w:sz w:val="18"/>
+        </w:rPr>
+        <w:t>lms</w:t>
+      </w:r>
+      <w:r>
+        <w:t xml:space="preserve">, </w:t>
+      </w:r>
+      <w:r>
+        <w:rPr>
+          <w:rFonts w:ascii="Consolas" w:hAnsi="Consolas"/>
+          <w:sz w:val="18"/>
+        </w:rPr>
+        <w:t>assessment</w:t>
+      </w:r>
+      <w:r>
+        <w:t xml:space="preserve">, </w:t>
+      </w:r>
+      <w:r>
+        <w:rPr>
+          <w:rFonts w:ascii="Consolas" w:hAnsi="Consolas"/>
+          <w:sz w:val="18"/>
+        </w:rPr>
+        <w:t>journal</w:t>
+      </w:r>
+      <w:r>
+        <w:t>,</w:t>
+      </w:r>
+    </w:p>
+    <w:p>
+      <w:r>
+        <w:rPr>
+          <w:rFonts w:ascii="Consolas" w:hAnsi="Consolas"/>
+          <w:sz w:val="18"/>
+        </w:rPr>
+        <w:t>communication</w:t>
+      </w:r>
+      <w:r>
+        <w:t xml:space="preserve">, </w:t>
+      </w:r>
+      <w:r>
+        <w:rPr>
+          <w:rFonts w:ascii="Consolas" w:hAnsi="Consolas"/>
+          <w:sz w:val="18"/>
+        </w:rPr>
+        <w:t>safety</w:t>
+      </w:r>
+      <w:r>
+        <w:t xml:space="preserve">, </w:t>
+      </w:r>
+      <w:r>
+        <w:rPr>
+          <w:rFonts w:ascii="Consolas" w:hAnsi="Consolas"/>
+          <w:sz w:val="18"/>
+        </w:rPr>
+        <w:t>documents</w:t>
+      </w:r>
+      <w:r>
+        <w:t xml:space="preserve">, </w:t>
+      </w:r>
+      <w:r>
+        <w:rPr>
+          <w:rFonts w:ascii="Consolas" w:hAnsi="Consolas"/>
+          <w:sz w:val="18"/>
+        </w:rPr>
+        <w:t>analytics</w:t>
+      </w:r>
+      <w:r>
+        <w:t xml:space="preserve">, </w:t>
+      </w:r>
+      <w:r>
+        <w:rPr>
+          <w:rFonts w:ascii="Consolas" w:hAnsi="Consolas"/>
+          <w:sz w:val="18"/>
+        </w:rPr>
+        <w:t>ai</w:t>
+      </w:r>
+      <w:r>
+        <w:t xml:space="preserve">, </w:t>
+      </w:r>
+      <w:r>
+        <w:rPr>
+          <w:rFonts w:ascii="Consolas" w:hAnsi="Consolas"/>
+          <w:sz w:val="18"/>
+        </w:rPr>
+        <w:t>audit</w:t>
+      </w:r>
+      <w:r>
+        <w:t>,</w:t>
+      </w:r>
+    </w:p>
+    <w:p>
+      <w:r>
+        <w:rPr>
+          <w:rFonts w:ascii="Consolas" w:hAnsi="Consolas"/>
+          <w:sz w:val="18"/>
+        </w:rPr>
+        <w:t>system</w:t>
+      </w:r>
+      <w:r>
+        <w:t>.</w:t>
+      </w:r>
+    </w:p>
+    <w:p>
+      <w:pPr>
+        <w:pStyle w:val="ListBullet"/>
+      </w:pPr>
+      <w:r>
+        <w:t xml:space="preserve">Подключены расширения: </w:t>
+      </w:r>
+      <w:r>
+        <w:rPr>
+          <w:rFonts w:ascii="Consolas" w:hAnsi="Consolas"/>
+          <w:sz w:val="18"/>
+        </w:rPr>
+        <w:t>citext</w:t>
+      </w:r>
+      <w:r>
+        <w:t xml:space="preserve">, </w:t>
+      </w:r>
+      <w:r>
+        <w:rPr>
+          <w:rFonts w:ascii="Consolas" w:hAnsi="Consolas"/>
+          <w:sz w:val="18"/>
+        </w:rPr>
+        <w:t>pgcrypto</w:t>
+      </w:r>
+      <w:r>
+        <w:t xml:space="preserve">, </w:t>
+      </w:r>
+      <w:r>
+        <w:rPr>
+          <w:rFonts w:ascii="Consolas" w:hAnsi="Consolas"/>
+          <w:sz w:val="18"/>
+        </w:rPr>
+        <w:t>pg_trgm</w:t>
+      </w:r>
+      <w:r>
+        <w:t xml:space="preserve">, </w:t>
+      </w:r>
+      <w:r>
+        <w:rPr>
+          <w:rFonts w:ascii="Consolas" w:hAnsi="Consolas"/>
+          <w:sz w:val="18"/>
+        </w:rPr>
+        <w:t>vector</w:t>
+      </w:r>
+      <w:r>
+        <w:t>,</w:t>
+      </w:r>
+    </w:p>
+    <w:p>
+      <w:r>
+        <w:rPr>
+          <w:rFonts w:ascii="Consolas" w:hAnsi="Consolas"/>
+          <w:sz w:val="18"/>
+        </w:rPr>
+        <w:t>unaccent</w:t>
+      </w:r>
+      <w:r>
+        <w:t xml:space="preserve">, </w:t>
+      </w:r>
+      <w:r>
+        <w:rPr>
+          <w:rFonts w:ascii="Consolas" w:hAnsi="Consolas"/>
+          <w:sz w:val="18"/>
+        </w:rPr>
+        <w:t>uuid-ossp</w:t>
+      </w:r>
+      <w:r>
+        <w:t>.</w:t>
       </w:r>
     </w:p>
     <w:p>

--- a/docs/word/07-operations/01-razvertyvanie-i-ekspluataciya.docx
+++ b/docs/word/07-operations/01-razvertyvanie-i-ekspluataciya.docx
@@ -27,7 +27,7 @@
           <w:b/>
           <w:sz w:val="36"/>
         </w:rPr>
-        <w:t>Развёртывание и эксплуатация</w:t>
+        <w:t>01-razvertyvanie-i-ekspluataciya</w:t>
       </w:r>
     </w:p>
     <w:p/>
@@ -214,11 +214,8 @@
       </w:r>
     </w:p>
     <w:p>
-      <w:pPr>
-        <w:pStyle w:val="Heading1"/>
-      </w:pPr>
       <w:r>
-        <w:t>Развёртывание и эксплуатация</w:t>
+        <w:t>﻿# Развёртывание и эксплуатация</w:t>
       </w:r>
     </w:p>
     <w:tbl>
@@ -1103,10 +1100,28 @@
           <w:rFonts w:ascii="Consolas" w:hAnsi="Consolas"/>
           <w:sz w:val="18"/>
         </w:rPr>
-        <w:t>http://school-platform-v2.185.31.40.24.nip.io</w:t>
+        <w:t>https://school-platform-v2.185.31.40.24.nip.io</w:t>
       </w:r>
       <w:r>
         <w:t>.</w:t>
+      </w:r>
+    </w:p>
+    <w:p>
+      <w:pPr>
+        <w:pStyle w:val="ListBullet"/>
+      </w:pPr>
+      <w:r>
+        <w:t xml:space="preserve">SSL: Let's Encrypt, срок действия до 2027-01-25, </w:t>
+      </w:r>
+      <w:r>
+        <w:rPr>
+          <w:rFonts w:ascii="Consolas" w:hAnsi="Consolas"/>
+          <w:sz w:val="18"/>
+        </w:rPr>
+        <w:t>Force HTTPS</w:t>
+      </w:r>
+      <w:r>
+        <w:t xml:space="preserve"> включён.</w:t>
       </w:r>
     </w:p>
     <w:p>

--- a/docs/word/07-operations/01-razvertyvanie-i-ekspluataciya.docx
+++ b/docs/word/07-operations/01-razvertyvanie-i-ekspluataciya.docx
@@ -27,7 +27,7 @@
           <w:b/>
           <w:sz w:val="36"/>
         </w:rPr>
-        <w:t>01-razvertyvanie-i-ekspluataciya</w:t>
+        <w:t>заполнить DATABASE_URL, SECRET_KEY, ADMIN_PASSWORD, JWT_*</w:t>
       </w:r>
     </w:p>
     <w:p/>
@@ -362,7 +362,7 @@
               <w:rPr>
                 <w:sz w:val="18"/>
               </w:rPr>
-              <w:t>0.1</w:t>
+              <w:t>0.2</w:t>
             </w:r>
           </w:p>
         </w:tc>
@@ -406,7 +406,7 @@
               <w:rPr>
                 <w:sz w:val="18"/>
               </w:rPr>
-              <w:t>Черновик</w:t>
+              <w:t>Рабочий</w:t>
             </w:r>
           </w:p>
         </w:tc>
@@ -971,11 +971,37 @@
         <w:br/>
         <w:t>copy .env.example .env</w:t>
         <w:br/>
-        <w:t>docker compose up -d</w:t>
+        <w:t># заполнить DATABASE_URL, SECRET_KEY, ADMIN_PASSWORD, JWT_*</w:t>
         <w:br/>
         <w:t>cd backend</w:t>
         <w:br/>
-        <w:t>uvicorn app.main:app --reload</w:t>
+        <w:t>$env:PYTHONPATH='.'</w:t>
+        <w:br/>
+        <w:t>python -m alembic upgrade head</w:t>
+        <w:br/>
+        <w:t>python -m app.db.seed</w:t>
+        <w:br/>
+        <w:t>uvicorn app.main:app --reload --port 8000</w:t>
+      </w:r>
+    </w:p>
+    <w:p>
+      <w:r>
+        <w:t>Если Docker недоступен, используется managed PostgreSQL (пилотный контур</w:t>
+      </w:r>
+    </w:p>
+    <w:p>
+      <w:r>
+        <w:t>Alwaysdata) или локальный PostgreSQL, установленный отдельно. В текущей</w:t>
+      </w:r>
+    </w:p>
+    <w:p>
+      <w:r>
+        <w:t>рабочей среде Docker, Node.js и локальный PostgreSQL отсутствуют; пилот</w:t>
+      </w:r>
+    </w:p>
+    <w:p>
+      <w:r>
+        <w:t>работает на managed PostgreSQL.</w:t>
       </w:r>
     </w:p>
     <w:p>
@@ -1082,10 +1108,10 @@
         <w:rPr>
           <w:b/>
         </w:rPr>
-        <w:t>Static files</w:t>
-      </w:r>
-      <w:r>
-        <w:t xml:space="preserve"> — временная страница-заглушка.</w:t>
+        <w:t>User program</w:t>
+      </w:r>
+      <w:r>
+        <w:t xml:space="preserve"> (ASGI/Uvicorn).</w:t>
       </w:r>
     </w:p>
     <w:p>
@@ -1129,59 +1155,6 @@
         <w:pStyle w:val="ListBullet"/>
       </w:pPr>
       <w:r>
-        <w:t xml:space="preserve">Корень сайта: </w:t>
-      </w:r>
-      <w:r>
-        <w:rPr>
-          <w:rFonts w:ascii="Consolas" w:hAnsi="Consolas"/>
-          <w:sz w:val="18"/>
-        </w:rPr>
-        <w:t>/home/virusadk/school-platform-v2/public</w:t>
-      </w:r>
-      <w:r>
-        <w:t>.</w:t>
-      </w:r>
-    </w:p>
-    <w:p>
-      <w:pPr>
-        <w:pStyle w:val="ListBullet"/>
-      </w:pPr>
-      <w:r>
-        <w:t xml:space="preserve">После появления FastAPI: тип </w:t>
-      </w:r>
-      <w:r>
-        <w:rPr>
-          <w:b/>
-        </w:rPr>
-        <w:t>User program</w:t>
-      </w:r>
-      <w:r>
-        <w:t xml:space="preserve"> (ASGI/Uvicorn).</w:t>
-      </w:r>
-    </w:p>
-    <w:p>
-      <w:pPr>
-        <w:pStyle w:val="ListBullet"/>
-      </w:pPr>
-      <w:r>
-        <w:t xml:space="preserve">Команда: </w:t>
-      </w:r>
-      <w:r>
-        <w:rPr>
-          <w:rFonts w:ascii="Consolas" w:hAnsi="Consolas"/>
-          <w:sz w:val="18"/>
-        </w:rPr>
-        <w:t>uvicorn app.main:app --host $IP --port $PORT --proxy-headers</w:t>
-      </w:r>
-      <w:r>
-        <w:t>.</w:t>
-      </w:r>
-    </w:p>
-    <w:p>
-      <w:pPr>
-        <w:pStyle w:val="ListBullet"/>
-      </w:pPr>
-      <w:r>
         <w:t xml:space="preserve">Рабочая директория: </w:t>
       </w:r>
       <w:r>
@@ -1200,6 +1173,93 @@
         <w:pStyle w:val="ListBullet"/>
       </w:pPr>
       <w:r>
+        <w:t xml:space="preserve">В панели Alwaysdata рабочая директория задаётся </w:t>
+      </w:r>
+      <w:r>
+        <w:rPr>
+          <w:b/>
+        </w:rPr>
+        <w:t>относительно</w:t>
+      </w:r>
+    </w:p>
+    <w:p>
+      <w:r>
+        <w:rPr>
+          <w:rFonts w:ascii="Consolas" w:hAnsi="Consolas"/>
+          <w:sz w:val="18"/>
+        </w:rPr>
+        <w:t>/home/virusadk</w:t>
+      </w:r>
+      <w:r>
+        <w:t xml:space="preserve">: </w:t>
+      </w:r>
+      <w:r>
+        <w:rPr>
+          <w:rFonts w:ascii="Consolas" w:hAnsi="Consolas"/>
+          <w:sz w:val="18"/>
+        </w:rPr>
+        <w:t>school-platform-v2/backend</w:t>
+      </w:r>
+      <w:r>
+        <w:t>. Абсолютный путь панель</w:t>
+      </w:r>
+    </w:p>
+    <w:p>
+      <w:r>
+        <w:t>удваивает, и процесс не стартует.</w:t>
+      </w:r>
+    </w:p>
+    <w:p>
+      <w:pPr>
+        <w:pStyle w:val="ListBullet"/>
+      </w:pPr>
+      <w:r>
+        <w:t>Команда:</w:t>
+      </w:r>
+    </w:p>
+    <w:p>
+      <w:r>
+        <w:rPr>
+          <w:rFonts w:ascii="Consolas" w:hAnsi="Consolas"/>
+          <w:sz w:val="18"/>
+        </w:rPr>
+        <w:t>/home/virusadk/.virtualenvs/school-platform/bin/uvicorn app.main:app --host "$IP" --port "$PORT" --proxy-headers --forwarded-allow-ips="*"</w:t>
+      </w:r>
+      <w:r>
+        <w:t>.</w:t>
+      </w:r>
+    </w:p>
+    <w:p>
+      <w:pPr>
+        <w:pStyle w:val="ListBullet"/>
+      </w:pPr>
+      <w:r>
+        <w:t xml:space="preserve">Переменные: </w:t>
+      </w:r>
+      <w:r>
+        <w:rPr>
+          <w:rFonts w:ascii="Consolas" w:hAnsi="Consolas"/>
+          <w:sz w:val="18"/>
+        </w:rPr>
+        <w:t>PYTHONPATH=. PYTHONUNBUFFERED=1</w:t>
+      </w:r>
+      <w:r>
+        <w:t>.</w:t>
+      </w:r>
+    </w:p>
+    <w:p>
+      <w:pPr>
+        <w:pStyle w:val="ListBullet"/>
+      </w:pPr>
+      <w:r>
+        <w:t>Кэш сайта отключён; WAF — basic.</w:t>
+      </w:r>
+    </w:p>
+    <w:p>
+      <w:pPr>
+        <w:pStyle w:val="ListBullet"/>
+      </w:pPr>
+      <w:r>
         <w:t xml:space="preserve">Сайт отдельный и не затрагивает </w:t>
       </w:r>
       <w:r>
@@ -1214,6 +1274,56 @@
       </w:r>
     </w:p>
     <w:p>
+      <w:pPr>
+        <w:pStyle w:val="ListBullet"/>
+      </w:pPr>
+      <w:r>
+        <w:rPr>
+          <w:rFonts w:ascii="Consolas" w:hAnsi="Consolas"/>
+          <w:sz w:val="18"/>
+        </w:rPr>
+        <w:t>robots.txt</w:t>
+      </w:r>
+      <w:r>
+        <w:t xml:space="preserve"> закрывает пилот от индексации; добавлены security headers</w:t>
+      </w:r>
+    </w:p>
+    <w:p>
+      <w:r>
+        <w:t>(</w:t>
+      </w:r>
+      <w:r>
+        <w:rPr>
+          <w:rFonts w:ascii="Consolas" w:hAnsi="Consolas"/>
+          <w:sz w:val="18"/>
+        </w:rPr>
+        <w:t>X-Robots-Tag</w:t>
+      </w:r>
+      <w:r>
+        <w:t xml:space="preserve">, </w:t>
+      </w:r>
+      <w:r>
+        <w:rPr>
+          <w:rFonts w:ascii="Consolas" w:hAnsi="Consolas"/>
+          <w:sz w:val="18"/>
+        </w:rPr>
+        <w:t>X-Content-Type-Options</w:t>
+      </w:r>
+      <w:r>
+        <w:t xml:space="preserve">, </w:t>
+      </w:r>
+      <w:r>
+        <w:rPr>
+          <w:rFonts w:ascii="Consolas" w:hAnsi="Consolas"/>
+          <w:sz w:val="18"/>
+        </w:rPr>
+        <w:t>X-Frame-Options</w:t>
+      </w:r>
+      <w:r>
+        <w:t>, HSTS).</w:t>
+      </w:r>
+    </w:p>
+    <w:p>
       <w:r>
         <w:t xml:space="preserve">Технический домен </w:t>
       </w:r>
@@ -1674,13 +1784,26 @@
         <w:pStyle w:val="ListNumber"/>
       </w:pPr>
       <w:r>
-        <w:t>Перейти в каталог проекта.</w:t>
+        <w:t xml:space="preserve">Перейти в </w:t>
+      </w:r>
+      <w:r>
+        <w:rPr>
+          <w:rFonts w:ascii="Consolas" w:hAnsi="Consolas"/>
+          <w:sz w:val="18"/>
+        </w:rPr>
+        <w:t>/home/virusadk/school-platform-v2</w:t>
+      </w:r>
+      <w:r>
+        <w:t>.</w:t>
       </w:r>
     </w:p>
     <w:p>
       <w:pPr>
         <w:pStyle w:val="ListNumber"/>
       </w:pPr>
+      <w:r>
+        <w:t xml:space="preserve">Доставить backend-архив (текущий способ) или </w:t>
+      </w:r>
       <w:r>
         <w:rPr>
           <w:rFonts w:ascii="Consolas" w:hAnsi="Consolas"/>
@@ -1689,27 +1812,27 @@
         <w:t>git pull</w:t>
       </w:r>
       <w:r>
-        <w:t>.</w:t>
+        <w:t xml:space="preserve"> после настройки</w:t>
       </w:r>
     </w:p>
     <w:p>
-      <w:pPr>
-        <w:pStyle w:val="ListNumber"/>
-      </w:pPr>
-      <w:r>
-        <w:t>Активировать venv.</w:t>
+      <w:r>
+        <w:t>deploy-ключа.</w:t>
       </w:r>
     </w:p>
     <w:p>
       <w:pPr>
         <w:pStyle w:val="ListNumber"/>
       </w:pPr>
+      <w:r>
+        <w:t xml:space="preserve">Распаковать в </w:t>
+      </w:r>
       <w:r>
         <w:rPr>
           <w:rFonts w:ascii="Consolas" w:hAnsi="Consolas"/>
           <w:sz w:val="18"/>
         </w:rPr>
-        <w:t>pip install -r requirements.txt</w:t>
+        <w:t>backend/</w:t>
       </w:r>
       <w:r>
         <w:t>.</w:t>
@@ -1719,12 +1842,17 @@
       <w:pPr>
         <w:pStyle w:val="ListNumber"/>
       </w:pPr>
+      <w:r>
+        <w:t>Установить зависимости:</w:t>
+      </w:r>
+    </w:p>
+    <w:p>
       <w:r>
         <w:rPr>
           <w:rFonts w:ascii="Consolas" w:hAnsi="Consolas"/>
           <w:sz w:val="18"/>
         </w:rPr>
-        <w:t>alembic upgrade head</w:t>
+        <w:t>/home/virusadk/.virtualenvs/school-platform/bin/pip install --no-cache-dir -r backend/requirements.txt</w:t>
       </w:r>
       <w:r>
         <w:t>.</w:t>
@@ -1735,30 +1863,192 @@
         <w:pStyle w:val="ListNumber"/>
       </w:pPr>
       <w:r>
-        <w:t>Перезапустить процесс сайта.</w:t>
+        <w:t xml:space="preserve">Выполнить </w:t>
+      </w:r>
+      <w:r>
+        <w:rPr>
+          <w:rFonts w:ascii="Consolas" w:hAnsi="Consolas"/>
+          <w:sz w:val="18"/>
+        </w:rPr>
+        <w:t>PYTHONPATH=. python -m alembic upgrade head</w:t>
+      </w:r>
+      <w:r>
+        <w:t xml:space="preserve"> в </w:t>
+      </w:r>
+      <w:r>
+        <w:rPr>
+          <w:rFonts w:ascii="Consolas" w:hAnsi="Consolas"/>
+          <w:sz w:val="18"/>
+        </w:rPr>
+        <w:t>backend/</w:t>
+      </w:r>
+      <w:r>
+        <w:t>.</w:t>
       </w:r>
     </w:p>
     <w:p>
       <w:pPr>
-        <w:pStyle w:val="Heading3"/>
-      </w:pPr>
-      <w:r>
-        <w:t>3.5. Ограничения пилота</w:t>
+        <w:pStyle w:val="ListNumber"/>
+      </w:pPr>
+      <w:r>
+        <w:t xml:space="preserve">Выполнить </w:t>
+      </w:r>
+      <w:r>
+        <w:rPr>
+          <w:rFonts w:ascii="Consolas" w:hAnsi="Consolas"/>
+          <w:sz w:val="18"/>
+        </w:rPr>
+        <w:t>python -m app.db.seed</w:t>
+      </w:r>
+      <w:r>
+        <w:t xml:space="preserve"> при первом развёртывании.</w:t>
       </w:r>
     </w:p>
     <w:p>
-      <w:r>
-        <w:t>Alwaysdata подходит для пилота и демонстрации, но не заменяет</w:t>
+      <w:pPr>
+        <w:pStyle w:val="ListNumber"/>
+      </w:pPr>
+      <w:r>
+        <w:t xml:space="preserve">Перезапустить процесс сайта: </w:t>
+      </w:r>
+      <w:r>
+        <w:rPr>
+          <w:b/>
+        </w:rPr>
+        <w:t>Advanced → Processes → Terminate</w:t>
+      </w:r>
+      <w:r>
+        <w:t xml:space="preserve"> для</w:t>
       </w:r>
     </w:p>
     <w:p>
       <w:r>
-        <w:t>аттестованный ЦОД для промышленной эксплуатации. Для промышленного контура</w:t>
+        <w:rPr>
+          <w:rFonts w:ascii="Consolas" w:hAnsi="Consolas"/>
+          <w:sz w:val="18"/>
+        </w:rPr>
+        <w:t>uvicorn app.main:app</w:t>
+      </w:r>
+      <w:r>
+        <w:t>; новый процесс стартует при следующем запросе.</w:t>
       </w:r>
     </w:p>
     <w:p>
+      <w:pPr>
+        <w:pStyle w:val="ListNumber"/>
+      </w:pPr>
+      <w:r>
+        <w:t xml:space="preserve">Проверить </w:t>
+      </w:r>
+      <w:r>
+        <w:rPr>
+          <w:rFonts w:ascii="Consolas" w:hAnsi="Consolas"/>
+          <w:sz w:val="18"/>
+        </w:rPr>
+        <w:t>/health</w:t>
+      </w:r>
+      <w:r>
+        <w:t xml:space="preserve">, </w:t>
+      </w:r>
+      <w:r>
+        <w:rPr>
+          <w:rFonts w:ascii="Consolas" w:hAnsi="Consolas"/>
+          <w:sz w:val="18"/>
+        </w:rPr>
+        <w:t>/docs</w:t>
+      </w:r>
+      <w:r>
+        <w:t xml:space="preserve">, </w:t>
+      </w:r>
+      <w:r>
+        <w:rPr>
+          <w:rFonts w:ascii="Consolas" w:hAnsi="Consolas"/>
+          <w:sz w:val="18"/>
+        </w:rPr>
+        <w:t>/robots.txt</w:t>
+      </w:r>
+      <w:r>
+        <w:t>, старый сайт.</w:t>
+      </w:r>
+    </w:p>
+    <w:p>
+      <w:r>
+        <w:t xml:space="preserve">Текущий архив backend собирается локально и копируется через </w:t>
+      </w:r>
+      <w:r>
+        <w:rPr>
+          <w:rFonts w:ascii="Consolas" w:hAnsi="Consolas"/>
+          <w:sz w:val="18"/>
+        </w:rPr>
+        <w:t>scp</w:t>
+      </w:r>
+      <w:r>
+        <w:t>; ключ</w:t>
+      </w:r>
+    </w:p>
+    <w:p>
+      <w:r>
+        <w:t>Alwaysdata не добавлялся в GitHub-репозиторий. Для регулярного деплоя нужно</w:t>
+      </w:r>
+    </w:p>
+    <w:p>
+      <w:r>
+        <w:t xml:space="preserve">создать отдельный read-only deploy key и перейти на </w:t>
+      </w:r>
+      <w:r>
+        <w:rPr>
+          <w:rFonts w:ascii="Consolas" w:hAnsi="Consolas"/>
+          <w:sz w:val="18"/>
+        </w:rPr>
+        <w:t>git pull</w:t>
+      </w:r>
+      <w:r>
+        <w:t>.</w:t>
+      </w:r>
+    </w:p>
+    <w:p>
+      <w:pPr>
+        <w:pStyle w:val="Heading3"/>
+      </w:pPr>
+      <w:r>
+        <w:t>3.5. Ограничения пилота</w:t>
+      </w:r>
+    </w:p>
+    <w:p>
+      <w:r>
+        <w:t>Alwaysdata подходит для пилота и демонстрации, но не заменяет</w:t>
+      </w:r>
+    </w:p>
+    <w:p>
+      <w:r>
+        <w:t>аттестованный ЦОД для промышленной эксплуатации. Для промышленного контура</w:t>
+      </w:r>
+    </w:p>
+    <w:p>
       <w:r>
         <w:t>требуется отдельная инфраструктура на территории Республики Беларусь.</w:t>
+      </w:r>
+    </w:p>
+    <w:p>
+      <w:r>
+        <w:t>В пилоте нет Redis, фоновых задач, rate limiting и WAF уровня приложения;</w:t>
+      </w:r>
+    </w:p>
+    <w:p>
+      <w:r>
+        <w:t>внешние AI-сервисы выключены. Пароль супер-администратора хранится в</w:t>
+      </w:r>
+    </w:p>
+    <w:p>
+      <w:r>
+        <w:rPr>
+          <w:rFonts w:ascii="Consolas" w:hAnsi="Consolas"/>
+          <w:sz w:val="18"/>
+        </w:rPr>
+        <w:t>backend/.env</w:t>
+      </w:r>
+      <w:r>
+        <w:t xml:space="preserve"> и должен быть сменён после передачи заказчику.</w:t>
       </w:r>
     </w:p>
     <w:p>

--- a/docs/word/07-operations/01-razvertyvanie-i-ekspluataciya.docx
+++ b/docs/word/07-operations/01-razvertyvanie-i-ekspluataciya.docx
@@ -63,7 +63,7 @@
           </w:tcPr>
           <w:p>
             <w:r>
-              <w:t>0.1</w:t>
+              <w:t>0.6</w:t>
             </w:r>
           </w:p>
         </w:tc>
@@ -115,7 +115,7 @@
           </w:tcPr>
           <w:p>
             <w:r>
-              <w:t>27.10.2026</w:t>
+              <w:t>30.10.2026</w:t>
             </w:r>
           </w:p>
         </w:tc>
@@ -2728,7 +2728,7 @@
       <w:jc w:val="center"/>
     </w:pPr>
     <w:r>
-      <w:t xml:space="preserve">ЕООП «Школьник» · 0.1 · </w:t>
+      <w:t xml:space="preserve">ЕООП «Школьник» · 0.6 · </w:t>
     </w:r>
     <w:r>
       <w:fldChar w:fldCharType="begin"/>

--- a/docs/word/07-operations/01-razvertyvanie-i-ekspluataciya.docx
+++ b/docs/word/07-operations/01-razvertyvanie-i-ekspluataciya.docx
@@ -63,7 +63,7 @@
           </w:tcPr>
           <w:p>
             <w:r>
-              <w:t>0.6</w:t>
+              <w:t>0.7</w:t>
             </w:r>
           </w:p>
         </w:tc>
@@ -362,7 +362,7 @@
               <w:rPr>
                 <w:sz w:val="18"/>
               </w:rPr>
-              <w:t>0.2</w:t>
+              <w:t>0.3</w:t>
             </w:r>
           </w:p>
         </w:tc>
@@ -923,7 +923,22 @@
         <w:pStyle w:val="ListBullet"/>
       </w:pPr>
       <w:r>
-        <w:t>Node.js 20+ (для frontend и MCP).</w:t>
+        <w:t>Node.js 20+ (для frontend и MCP); при отсутствии используется переносимый</w:t>
+      </w:r>
+    </w:p>
+    <w:p>
+      <w:r>
+        <w:t xml:space="preserve">дистрибутив в </w:t>
+      </w:r>
+      <w:r>
+        <w:rPr>
+          <w:rFonts w:ascii="Consolas" w:hAnsi="Consolas"/>
+          <w:sz w:val="18"/>
+        </w:rPr>
+        <w:t>.tools/</w:t>
+      </w:r>
+      <w:r>
+        <w:t xml:space="preserve"> (не коммитится).</w:t>
       </w:r>
     </w:p>
     <w:p>
@@ -1025,6 +1040,13 @@
         <w:t>npm install</w:t>
         <w:br/>
         <w:t>npm run dev</w:t>
+        <w:br/>
+        <w:br/>
+        <w:t>Если системного Node.js нет, используйте `.tools/node-v22.14.0-win-x64`,</w:t>
+        <w:br/>
+        <w:t>добавив его в `PATH`. Обязательные проверки перед коммитом:</w:t>
+        <w:br/>
+        <w:t>`npm run typecheck` и `npm run build`.</w:t>
       </w:r>
     </w:p>
     <w:p>
@@ -1969,6 +1991,211 @@
       </w:r>
       <w:r>
         <w:t>, старый сайт.</w:t>
+      </w:r>
+    </w:p>
+    <w:p>
+      <w:pPr>
+        <w:pStyle w:val="Heading3"/>
+      </w:pPr>
+      <w:r>
+        <w:t>3.4.1. Публикация веб-клиента</w:t>
+      </w:r>
+    </w:p>
+    <w:p>
+      <w:pPr>
+        <w:pStyle w:val="ListNumber"/>
+      </w:pPr>
+      <w:r>
+        <w:t xml:space="preserve">Собрать клиент локально: </w:t>
+      </w:r>
+      <w:r>
+        <w:rPr>
+          <w:rFonts w:ascii="Consolas" w:hAnsi="Consolas"/>
+          <w:sz w:val="18"/>
+        </w:rPr>
+        <w:t>npm run build</w:t>
+      </w:r>
+      <w:r>
+        <w:t xml:space="preserve"> в </w:t>
+      </w:r>
+      <w:r>
+        <w:rPr>
+          <w:rFonts w:ascii="Consolas" w:hAnsi="Consolas"/>
+          <w:sz w:val="18"/>
+        </w:rPr>
+        <w:t>frontend/</w:t>
+      </w:r>
+      <w:r>
+        <w:t>.</w:t>
+      </w:r>
+    </w:p>
+    <w:p>
+      <w:pPr>
+        <w:pStyle w:val="ListNumber"/>
+      </w:pPr>
+      <w:r>
+        <w:t xml:space="preserve">Доставить </w:t>
+      </w:r>
+      <w:r>
+        <w:rPr>
+          <w:rFonts w:ascii="Consolas" w:hAnsi="Consolas"/>
+          <w:sz w:val="18"/>
+        </w:rPr>
+        <w:t>frontend/dist</w:t>
+      </w:r>
+      <w:r>
+        <w:t xml:space="preserve"> на пилот в</w:t>
+      </w:r>
+    </w:p>
+    <w:p>
+      <w:r>
+        <w:rPr>
+          <w:rFonts w:ascii="Consolas" w:hAnsi="Consolas"/>
+          <w:sz w:val="18"/>
+        </w:rPr>
+        <w:t>/home/virusadk/school-platform-v2/frontend/dist</w:t>
+      </w:r>
+      <w:r>
+        <w:t>.</w:t>
+      </w:r>
+    </w:p>
+    <w:p>
+      <w:pPr>
+        <w:pStyle w:val="ListNumber"/>
+      </w:pPr>
+      <w:r>
+        <w:t xml:space="preserve">FastAPI автоматически раздаёт </w:t>
+      </w:r>
+      <w:r>
+        <w:rPr>
+          <w:rFonts w:ascii="Consolas" w:hAnsi="Consolas"/>
+          <w:sz w:val="18"/>
+        </w:rPr>
+        <w:t>index.html</w:t>
+      </w:r>
+      <w:r>
+        <w:t xml:space="preserve"> на </w:t>
+      </w:r>
+      <w:r>
+        <w:rPr>
+          <w:rFonts w:ascii="Consolas" w:hAnsi="Consolas"/>
+          <w:sz w:val="18"/>
+        </w:rPr>
+        <w:t>/</w:t>
+      </w:r>
+      <w:r>
+        <w:t xml:space="preserve"> и клиентские</w:t>
+      </w:r>
+    </w:p>
+    <w:p>
+      <w:r>
+        <w:t xml:space="preserve">маршруты, а </w:t>
+      </w:r>
+      <w:r>
+        <w:rPr>
+          <w:rFonts w:ascii="Consolas" w:hAnsi="Consolas"/>
+          <w:sz w:val="18"/>
+        </w:rPr>
+        <w:t>/assets/*</w:t>
+      </w:r>
+      <w:r>
+        <w:t xml:space="preserve"> — из </w:t>
+      </w:r>
+      <w:r>
+        <w:rPr>
+          <w:rFonts w:ascii="Consolas" w:hAnsi="Consolas"/>
+          <w:sz w:val="18"/>
+        </w:rPr>
+        <w:t>frontend/dist/assets</w:t>
+      </w:r>
+      <w:r>
+        <w:t>.</w:t>
+      </w:r>
+    </w:p>
+    <w:p>
+      <w:pPr>
+        <w:pStyle w:val="ListNumber"/>
+      </w:pPr>
+      <w:r>
+        <w:t xml:space="preserve">API, </w:t>
+      </w:r>
+      <w:r>
+        <w:rPr>
+          <w:rFonts w:ascii="Consolas" w:hAnsi="Consolas"/>
+          <w:sz w:val="18"/>
+        </w:rPr>
+        <w:t>/health</w:t>
+      </w:r>
+      <w:r>
+        <w:t xml:space="preserve">, </w:t>
+      </w:r>
+      <w:r>
+        <w:rPr>
+          <w:rFonts w:ascii="Consolas" w:hAnsi="Consolas"/>
+          <w:sz w:val="18"/>
+        </w:rPr>
+        <w:t>/docs</w:t>
+      </w:r>
+      <w:r>
+        <w:t xml:space="preserve">, </w:t>
+      </w:r>
+      <w:r>
+        <w:rPr>
+          <w:rFonts w:ascii="Consolas" w:hAnsi="Consolas"/>
+          <w:sz w:val="18"/>
+        </w:rPr>
+        <w:t>/openapi.json</w:t>
+      </w:r>
+      <w:r>
+        <w:t xml:space="preserve"> и </w:t>
+      </w:r>
+      <w:r>
+        <w:rPr>
+          <w:rFonts w:ascii="Consolas" w:hAnsi="Consolas"/>
+          <w:sz w:val="18"/>
+        </w:rPr>
+        <w:t>/robots.txt</w:t>
+      </w:r>
+      <w:r>
+        <w:t xml:space="preserve"> сохраняют</w:t>
+      </w:r>
+    </w:p>
+    <w:p>
+      <w:r>
+        <w:t>прежнее поведение.</w:t>
+      </w:r>
+    </w:p>
+    <w:p>
+      <w:pPr>
+        <w:pStyle w:val="ListNumber"/>
+      </w:pPr>
+      <w:r>
+        <w:t xml:space="preserve">Если </w:t>
+      </w:r>
+      <w:r>
+        <w:rPr>
+          <w:rFonts w:ascii="Consolas" w:hAnsi="Consolas"/>
+          <w:sz w:val="18"/>
+        </w:rPr>
+        <w:t>frontend/dist</w:t>
+      </w:r>
+      <w:r>
+        <w:t xml:space="preserve"> отсутствует, </w:t>
+      </w:r>
+      <w:r>
+        <w:rPr>
+          <w:rFonts w:ascii="Consolas" w:hAnsi="Consolas"/>
+          <w:sz w:val="18"/>
+        </w:rPr>
+        <w:t>/</w:t>
+      </w:r>
+      <w:r>
+        <w:t xml:space="preserve"> возвращает JSON-описание</w:t>
+      </w:r>
+    </w:p>
+    <w:p>
+      <w:r>
+        <w:t>сервиса, поэтому backend-only развёртывание остаётся совместимым.</w:t>
       </w:r>
     </w:p>
     <w:p>
@@ -2728,7 +2955,7 @@
       <w:jc w:val="center"/>
     </w:pPr>
     <w:r>
-      <w:t xml:space="preserve">ЕООП «Школьник» · 0.6 · </w:t>
+      <w:t xml:space="preserve">ЕООП «Школьник» · 0.7 · </w:t>
     </w:r>
     <w:r>
       <w:fldChar w:fldCharType="begin"/>

--- a/docs/word/07-operations/01-razvertyvanie-i-ekspluataciya.docx
+++ b/docs/word/07-operations/01-razvertyvanie-i-ekspluataciya.docx
@@ -63,7 +63,7 @@
           </w:tcPr>
           <w:p>
             <w:r>
-              <w:t>0.7</w:t>
+              <w:t>0.7.1</w:t>
             </w:r>
           </w:p>
         </w:tc>
@@ -362,7 +362,7 @@
               <w:rPr>
                 <w:sz w:val="18"/>
               </w:rPr>
-              <w:t>0.3</w:t>
+              <w:t>0.4</w:t>
             </w:r>
           </w:p>
         </w:tc>
@@ -450,7 +450,7 @@
               <w:rPr>
                 <w:sz w:val="18"/>
               </w:rPr>
-              <w:t>27.10.2026</w:t>
+              <w:t>30.10.2026</w:t>
             </w:r>
           </w:p>
         </w:tc>
@@ -1124,7 +1124,230 @@
         <w:pStyle w:val="ListBullet"/>
       </w:pPr>
       <w:r>
-        <w:t xml:space="preserve">Текущий тип: </w:t>
+        <w:t xml:space="preserve">Новый профиль: </w:t>
+      </w:r>
+      <w:r>
+        <w:rPr>
+          <w:rFonts w:ascii="Consolas" w:hAnsi="Consolas"/>
+          <w:sz w:val="18"/>
+        </w:rPr>
+        <w:t>school-platform-v2</w:t>
+      </w:r>
+      <w:r>
+        <w:t>.</w:t>
+      </w:r>
+    </w:p>
+    <w:p>
+      <w:pPr>
+        <w:pStyle w:val="ListBullet"/>
+      </w:pPr>
+      <w:r>
+        <w:t xml:space="preserve">Адрес пилота: </w:t>
+      </w:r>
+      <w:r>
+        <w:rPr>
+          <w:rFonts w:ascii="Consolas" w:hAnsi="Consolas"/>
+          <w:sz w:val="18"/>
+        </w:rPr>
+        <w:t>https://school-platform-v2.alwaysdata.net</w:t>
+      </w:r>
+      <w:r>
+        <w:t>.</w:t>
+      </w:r>
+    </w:p>
+    <w:p>
+      <w:pPr>
+        <w:pStyle w:val="ListBullet"/>
+      </w:pPr>
+      <w:r>
+        <w:t xml:space="preserve">SSH: </w:t>
+      </w:r>
+      <w:r>
+        <w:rPr>
+          <w:rFonts w:ascii="Consolas" w:hAnsi="Consolas"/>
+          <w:sz w:val="18"/>
+        </w:rPr>
+        <w:t>school-platform-v2@ssh-school-platform-v2.alwaysdata.net</w:t>
+      </w:r>
+      <w:r>
+        <w:t>,</w:t>
+      </w:r>
+    </w:p>
+    <w:p>
+      <w:r>
+        <w:t xml:space="preserve">ключ </w:t>
+      </w:r>
+      <w:r>
+        <w:rPr>
+          <w:rFonts w:ascii="Consolas" w:hAnsi="Consolas"/>
+          <w:sz w:val="18"/>
+        </w:rPr>
+        <w:t>id_ed25519_school_platform</w:t>
+      </w:r>
+      <w:r>
+        <w:t>.</w:t>
+      </w:r>
+    </w:p>
+    <w:p>
+      <w:pPr>
+        <w:pStyle w:val="ListBullet"/>
+      </w:pPr>
+      <w:r>
+        <w:t xml:space="preserve">Каталог проекта: </w:t>
+      </w:r>
+      <w:r>
+        <w:rPr>
+          <w:rFonts w:ascii="Consolas" w:hAnsi="Consolas"/>
+          <w:sz w:val="18"/>
+        </w:rPr>
+        <w:t>/home/school-platform-v2/school-platform-v2</w:t>
+      </w:r>
+      <w:r>
+        <w:t>.</w:t>
+      </w:r>
+    </w:p>
+    <w:p>
+      <w:pPr>
+        <w:pStyle w:val="ListBullet"/>
+      </w:pPr>
+      <w:r>
+        <w:t xml:space="preserve">Backend: </w:t>
+      </w:r>
+      <w:r>
+        <w:rPr>
+          <w:rFonts w:ascii="Consolas" w:hAnsi="Consolas"/>
+          <w:sz w:val="18"/>
+        </w:rPr>
+        <w:t>/home/school-platform-v2/school-platform-v2/backend</w:t>
+      </w:r>
+      <w:r>
+        <w:t>.</w:t>
+      </w:r>
+    </w:p>
+    <w:p>
+      <w:pPr>
+        <w:pStyle w:val="ListBullet"/>
+      </w:pPr>
+      <w:r>
+        <w:t xml:space="preserve">Frontend dist: </w:t>
+      </w:r>
+      <w:r>
+        <w:rPr>
+          <w:rFonts w:ascii="Consolas" w:hAnsi="Consolas"/>
+          <w:sz w:val="18"/>
+        </w:rPr>
+        <w:t>/home/school-platform-v2/school-platform-v2/frontend/dist</w:t>
+      </w:r>
+      <w:r>
+        <w:t>.</w:t>
+      </w:r>
+    </w:p>
+    <w:p>
+      <w:pPr>
+        <w:pStyle w:val="ListBullet"/>
+      </w:pPr>
+      <w:r>
+        <w:t xml:space="preserve">Venv: </w:t>
+      </w:r>
+      <w:r>
+        <w:rPr>
+          <w:rFonts w:ascii="Consolas" w:hAnsi="Consolas"/>
+          <w:sz w:val="18"/>
+        </w:rPr>
+        <w:t>/home/school-platform-v2/.virtualenvs/school-platform</w:t>
+      </w:r>
+      <w:r>
+        <w:t>.</w:t>
+      </w:r>
+    </w:p>
+    <w:p>
+      <w:pPr>
+        <w:pStyle w:val="ListBullet"/>
+      </w:pPr>
+      <w:r>
+        <w:t xml:space="preserve">Текущий тип сайта: </w:t>
+      </w:r>
+      <w:r>
+        <w:rPr>
+          <w:b/>
+        </w:rPr>
+        <w:t>Python WSGI (uWSGI 2.0.31)</w:t>
+      </w:r>
+      <w:r>
+        <w:t>.</w:t>
+      </w:r>
+    </w:p>
+    <w:p>
+      <w:pPr>
+        <w:pStyle w:val="ListBullet"/>
+      </w:pPr>
+      <w:r>
+        <w:t xml:space="preserve">uWSGI загружает </w:t>
+      </w:r>
+      <w:r>
+        <w:rPr>
+          <w:rFonts w:ascii="Consolas" w:hAnsi="Consolas"/>
+          <w:sz w:val="18"/>
+        </w:rPr>
+        <w:t>backend/__init__.py</w:t>
+      </w:r>
+      <w:r>
+        <w:t xml:space="preserve"> — копию</w:t>
+      </w:r>
+    </w:p>
+    <w:p>
+      <w:r>
+        <w:rPr>
+          <w:rFonts w:ascii="Consolas" w:hAnsi="Consolas"/>
+          <w:sz w:val="18"/>
+        </w:rPr>
+        <w:t>deploy/alwaysdata/wsgi_entry.py</w:t>
+      </w:r>
+      <w:r>
+        <w:t xml:space="preserve">. Адаптер </w:t>
+      </w:r>
+      <w:r>
+        <w:rPr>
+          <w:rFonts w:ascii="Consolas" w:hAnsi="Consolas"/>
+          <w:sz w:val="18"/>
+        </w:rPr>
+        <w:t>a2wsgi</w:t>
+      </w:r>
+      <w:r>
+        <w:t xml:space="preserve"> оборачивает FastAPI в</w:t>
+      </w:r>
+    </w:p>
+    <w:p>
+      <w:r>
+        <w:t xml:space="preserve">WSGI и добавляет </w:t>
+      </w:r>
+      <w:r>
+        <w:rPr>
+          <w:rFonts w:ascii="Consolas" w:hAnsi="Consolas"/>
+          <w:sz w:val="18"/>
+        </w:rPr>
+        <w:t>site-packages</w:t>
+      </w:r>
+      <w:r>
+        <w:t xml:space="preserve"> проекта в </w:t>
+      </w:r>
+      <w:r>
+        <w:rPr>
+          <w:rFonts w:ascii="Consolas" w:hAnsi="Consolas"/>
+          <w:sz w:val="18"/>
+        </w:rPr>
+        <w:t>sys.path</w:t>
+      </w:r>
+      <w:r>
+        <w:t>.</w:t>
+      </w:r>
+    </w:p>
+    <w:p>
+      <w:pPr>
+        <w:pStyle w:val="ListBullet"/>
+      </w:pPr>
+      <w:r>
+        <w:t xml:space="preserve">Альтернатива — переключить сайт на </w:t>
       </w:r>
       <w:r>
         <w:rPr>
@@ -1133,33 +1356,72 @@
         <w:t>User program</w:t>
       </w:r>
       <w:r>
-        <w:t xml:space="preserve"> (ASGI/Uvicorn).</w:t>
+        <w:t xml:space="preserve"> и использовать Uvicorn:</w:t>
       </w:r>
     </w:p>
     <w:p>
-      <w:pPr>
-        <w:pStyle w:val="ListBullet"/>
-      </w:pPr>
-      <w:r>
-        <w:t xml:space="preserve">Адрес пилота: </w:t>
-      </w:r>
       <w:r>
         <w:rPr>
           <w:rFonts w:ascii="Consolas" w:hAnsi="Consolas"/>
           <w:sz w:val="18"/>
         </w:rPr>
-        <w:t>https://school-platform-v2.185.31.40.24.nip.io</w:t>
+        <w:t>/home/school-platform-v2/.virtualenvs/school-platform/bin/uvicorn app.main:app --host "$IP" --port "$PORT" --proxy-headers --forwarded-allow-ips="*"</w:t>
       </w:r>
       <w:r>
         <w:t>.</w:t>
       </w:r>
     </w:p>
     <w:p>
+      <w:r>
+        <w:t xml:space="preserve">Рабочая директория в панели: </w:t>
+      </w:r>
+      <w:r>
+        <w:rPr>
+          <w:rFonts w:ascii="Consolas" w:hAnsi="Consolas"/>
+          <w:sz w:val="18"/>
+        </w:rPr>
+        <w:t>school-platform-v2/backend</w:t>
+      </w:r>
+      <w:r>
+        <w:t xml:space="preserve"> (относительно</w:t>
+      </w:r>
+    </w:p>
+    <w:p>
+      <w:r>
+        <w:rPr>
+          <w:rFonts w:ascii="Consolas" w:hAnsi="Consolas"/>
+          <w:sz w:val="18"/>
+        </w:rPr>
+        <w:t>/home/school-platform-v2</w:t>
+      </w:r>
+      <w:r>
+        <w:t>).</w:t>
+      </w:r>
+    </w:p>
+    <w:p>
       <w:pPr>
         <w:pStyle w:val="ListBullet"/>
       </w:pPr>
       <w:r>
-        <w:t xml:space="preserve">SSL: Let's Encrypt, срок действия до 2027-01-25, </w:t>
+        <w:t xml:space="preserve">Переменные: </w:t>
+      </w:r>
+      <w:r>
+        <w:rPr>
+          <w:rFonts w:ascii="Consolas" w:hAnsi="Consolas"/>
+          <w:sz w:val="18"/>
+        </w:rPr>
+        <w:t>PYTHONPATH=. PYTHONUNBUFFERED=1</w:t>
+      </w:r>
+      <w:r>
+        <w:t>.</w:t>
+      </w:r>
+    </w:p>
+    <w:p>
+      <w:pPr>
+        <w:pStyle w:val="ListBullet"/>
+      </w:pPr>
+      <w:r>
+        <w:t xml:space="preserve">Кэш сайта отключён; WAF — basic; </w:t>
       </w:r>
       <w:r>
         <w:rPr>
@@ -1177,112 +1439,7 @@
         <w:pStyle w:val="ListBullet"/>
       </w:pPr>
       <w:r>
-        <w:t xml:space="preserve">Рабочая директория: </w:t>
-      </w:r>
-      <w:r>
-        <w:rPr>
-          <w:rFonts w:ascii="Consolas" w:hAnsi="Consolas"/>
-          <w:sz w:val="18"/>
-        </w:rPr>
-        <w:t>/home/virusadk/school-platform-v2/backend</w:t>
-      </w:r>
-      <w:r>
-        <w:t>.</w:t>
-      </w:r>
-    </w:p>
-    <w:p>
-      <w:pPr>
-        <w:pStyle w:val="ListBullet"/>
-      </w:pPr>
-      <w:r>
-        <w:t xml:space="preserve">В панели Alwaysdata рабочая директория задаётся </w:t>
-      </w:r>
-      <w:r>
-        <w:rPr>
-          <w:b/>
-        </w:rPr>
-        <w:t>относительно</w:t>
-      </w:r>
-    </w:p>
-    <w:p>
-      <w:r>
-        <w:rPr>
-          <w:rFonts w:ascii="Consolas" w:hAnsi="Consolas"/>
-          <w:sz w:val="18"/>
-        </w:rPr>
-        <w:t>/home/virusadk</w:t>
-      </w:r>
-      <w:r>
-        <w:t xml:space="preserve">: </w:t>
-      </w:r>
-      <w:r>
-        <w:rPr>
-          <w:rFonts w:ascii="Consolas" w:hAnsi="Consolas"/>
-          <w:sz w:val="18"/>
-        </w:rPr>
-        <w:t>school-platform-v2/backend</w:t>
-      </w:r>
-      <w:r>
-        <w:t>. Абсолютный путь панель</w:t>
-      </w:r>
-    </w:p>
-    <w:p>
-      <w:r>
-        <w:t>удваивает, и процесс не стартует.</w:t>
-      </w:r>
-    </w:p>
-    <w:p>
-      <w:pPr>
-        <w:pStyle w:val="ListBullet"/>
-      </w:pPr>
-      <w:r>
-        <w:t>Команда:</w:t>
-      </w:r>
-    </w:p>
-    <w:p>
-      <w:r>
-        <w:rPr>
-          <w:rFonts w:ascii="Consolas" w:hAnsi="Consolas"/>
-          <w:sz w:val="18"/>
-        </w:rPr>
-        <w:t>/home/virusadk/.virtualenvs/school-platform/bin/uvicorn app.main:app --host "$IP" --port "$PORT" --proxy-headers --forwarded-allow-ips="*"</w:t>
-      </w:r>
-      <w:r>
-        <w:t>.</w:t>
-      </w:r>
-    </w:p>
-    <w:p>
-      <w:pPr>
-        <w:pStyle w:val="ListBullet"/>
-      </w:pPr>
-      <w:r>
-        <w:t xml:space="preserve">Переменные: </w:t>
-      </w:r>
-      <w:r>
-        <w:rPr>
-          <w:rFonts w:ascii="Consolas" w:hAnsi="Consolas"/>
-          <w:sz w:val="18"/>
-        </w:rPr>
-        <w:t>PYTHONPATH=. PYTHONUNBUFFERED=1</w:t>
-      </w:r>
-      <w:r>
-        <w:t>.</w:t>
-      </w:r>
-    </w:p>
-    <w:p>
-      <w:pPr>
-        <w:pStyle w:val="ListBullet"/>
-      </w:pPr>
-      <w:r>
-        <w:t>Кэш сайта отключён; WAF — basic.</w:t>
-      </w:r>
-    </w:p>
-    <w:p>
-      <w:pPr>
-        <w:pStyle w:val="ListBullet"/>
-      </w:pPr>
-      <w:r>
-        <w:t xml:space="preserve">Сайт отдельный и не затрагивает </w:t>
+        <w:t xml:space="preserve">Сайт не затрагивает </w:t>
       </w:r>
       <w:r>
         <w:rPr>
@@ -1346,54 +1503,19 @@
       </w:r>
     </w:p>
     <w:p>
-      <w:r>
-        <w:t xml:space="preserve">Технический домен </w:t>
-      </w:r>
-      <w:r>
-        <w:rPr>
-          <w:rFonts w:ascii="Consolas" w:hAnsi="Consolas"/>
-          <w:sz w:val="18"/>
-        </w:rPr>
-        <w:t>nip.io</w:t>
-      </w:r>
-      <w:r>
-        <w:t xml:space="preserve"> выбран потому, что бесплатный аккаунт Alwaysdata</w:t>
+      <w:pPr>
+        <w:pStyle w:val="Heading3"/>
+      </w:pPr>
+      <w:r>
+        <w:t>3.2. PostgreSQL</w:t>
       </w:r>
     </w:p>
     <w:p>
-      <w:r>
-        <w:t xml:space="preserve">не позволяет занять произвольное имя в зоне </w:t>
-      </w:r>
-      <w:r>
-        <w:rPr>
-          <w:rFonts w:ascii="Consolas" w:hAnsi="Consolas"/>
-          <w:sz w:val="18"/>
-        </w:rPr>
-        <w:t>alwaysdata.net</w:t>
-      </w:r>
-      <w:r>
-        <w:t>. Для сдачи</w:t>
-      </w:r>
-    </w:p>
-    <w:p>
-      <w:r>
-        <w:t>пилота и промышленной эксплуатации нужен собственный домен.</w:t>
-      </w:r>
-    </w:p>
-    <w:p>
-      <w:pPr>
-        <w:pStyle w:val="Heading3"/>
-      </w:pPr>
-      <w:r>
-        <w:t>3.2. PostgreSQL</w:t>
-      </w:r>
-    </w:p>
-    <w:p>
       <w:pPr>
         <w:pStyle w:val="ListBullet"/>
       </w:pPr>
       <w:r>
-        <w:t xml:space="preserve">Отдельная БД: </w:t>
+        <w:t xml:space="preserve">Используется существующая БД: </w:t>
       </w:r>
       <w:r>
         <w:rPr>
@@ -1429,17 +1551,7 @@
         <w:pStyle w:val="ListBullet"/>
       </w:pPr>
       <w:r>
-        <w:t xml:space="preserve">Пользователь: </w:t>
-      </w:r>
-      <w:r>
-        <w:rPr>
-          <w:rFonts w:ascii="Consolas" w:hAnsi="Consolas"/>
-          <w:sz w:val="18"/>
-        </w:rPr>
-        <w:t>virusadk</w:t>
-      </w:r>
-      <w:r>
-        <w:t>.</w:t>
+        <w:t>Новый хост успешно подключается к ней; данные и пользователи сохранены.</w:t>
       </w:r>
     </w:p>
     <w:p>
@@ -1667,7 +1779,17 @@
         <w:pStyle w:val="ListBullet"/>
       </w:pPr>
       <w:r>
-        <w:t>Доступ только с IP/хостов приложения, если возможно.</w:t>
+        <w:t xml:space="preserve">Миграция: </w:t>
+      </w:r>
+      <w:r>
+        <w:rPr>
+          <w:rFonts w:ascii="Consolas" w:hAnsi="Consolas"/>
+          <w:sz w:val="18"/>
+        </w:rPr>
+        <w:t>0002_groups_permissions_services (head)</w:t>
+      </w:r>
+      <w:r>
+        <w:t>.</w:t>
       </w:r>
     </w:p>
     <w:p>
@@ -1675,20 +1797,28 @@
         <w:pStyle w:val="ListBullet"/>
       </w:pPr>
       <w:r>
-        <w:t>Ежедневный дамп и проверка восстановления.</w:t>
+        <w:t>Доступ только с IP/хостов приложения, если возможно.</w:t>
       </w:r>
     </w:p>
     <w:p>
       <w:pPr>
-        <w:pStyle w:val="Heading3"/>
-      </w:pPr>
-      <w:r>
-        <w:t>3.3. Переменные окружения</w:t>
+        <w:pStyle w:val="ListBullet"/>
+      </w:pPr>
+      <w:r>
+        <w:t>Ежедневный дамп и проверка восстановления.</w:t>
       </w:r>
     </w:p>
     <w:p>
-      <w:r>
-        <w:t xml:space="preserve">Задаются в панели Alwaysdata или в </w:t>
+      <w:pPr>
+        <w:pStyle w:val="Heading3"/>
+      </w:pPr>
+      <w:r>
+        <w:t>3.3. Переменные окружения</w:t>
+      </w:r>
+    </w:p>
+    <w:p>
+      <w:r>
+        <w:t xml:space="preserve">Задаются в </w:t>
       </w:r>
       <w:r>
         <w:rPr>
@@ -1698,7 +1828,7 @@
         <w:t>.env</w:t>
       </w:r>
       <w:r>
-        <w:t xml:space="preserve"> на сервере:</w:t>
+        <w:t xml:space="preserve"> на сервере (не коммитится):</w:t>
       </w:r>
     </w:p>
     <w:p>
@@ -1784,62 +1914,87 @@
         </w:rPr>
         <w:t>CORS_ORIGINS</w:t>
       </w:r>
-    </w:p>
-    <w:p>
-      <w:pPr>
-        <w:pStyle w:val="Heading3"/>
-      </w:pPr>
-      <w:r>
-        <w:t>3.4. Деплой</w:t>
-      </w:r>
-    </w:p>
-    <w:p>
-      <w:pPr>
-        <w:pStyle w:val="ListNumber"/>
-      </w:pPr>
-      <w:r>
-        <w:t>Подключиться по SSH.</w:t>
-      </w:r>
-    </w:p>
-    <w:p>
-      <w:pPr>
-        <w:pStyle w:val="ListNumber"/>
-      </w:pPr>
-      <w:r>
-        <w:t xml:space="preserve">Перейти в </w:t>
+      <w:r>
+        <w:t xml:space="preserve"> — </w:t>
       </w:r>
       <w:r>
         <w:rPr>
           <w:rFonts w:ascii="Consolas" w:hAnsi="Consolas"/>
           <w:sz w:val="18"/>
         </w:rPr>
-        <w:t>/home/virusadk/school-platform-v2</w:t>
-      </w:r>
-      <w:r>
-        <w:t>.</w:t>
+        <w:t>https://school-platform-v2.alwaysdata.net</w:t>
       </w:r>
     </w:p>
     <w:p>
       <w:pPr>
+        <w:pStyle w:val="Heading3"/>
+      </w:pPr>
+      <w:r>
+        <w:t>3.4. Деплой</w:t>
+      </w:r>
+    </w:p>
+    <w:p>
+      <w:pPr>
         <w:pStyle w:val="ListNumber"/>
       </w:pPr>
       <w:r>
-        <w:t xml:space="preserve">Доставить backend-архив (текущий способ) или </w:t>
+        <w:t xml:space="preserve">Подключиться по SSH ключом </w:t>
       </w:r>
       <w:r>
         <w:rPr>
           <w:rFonts w:ascii="Consolas" w:hAnsi="Consolas"/>
           <w:sz w:val="18"/>
         </w:rPr>
-        <w:t>git pull</w:t>
-      </w:r>
-      <w:r>
-        <w:t xml:space="preserve"> после настройки</w:t>
+        <w:t>id_ed25519_school_platform</w:t>
+      </w:r>
+      <w:r>
+        <w:t>.</w:t>
       </w:r>
     </w:p>
     <w:p>
-      <w:r>
-        <w:t>deploy-ключа.</w:t>
+      <w:pPr>
+        <w:pStyle w:val="ListNumber"/>
+      </w:pPr>
+      <w:r>
+        <w:t xml:space="preserve">Перейти в </w:t>
+      </w:r>
+      <w:r>
+        <w:rPr>
+          <w:rFonts w:ascii="Consolas" w:hAnsi="Consolas"/>
+          <w:sz w:val="18"/>
+        </w:rPr>
+        <w:t>/home/school-platform-v2/school-platform-v2</w:t>
+      </w:r>
+      <w:r>
+        <w:t>.</w:t>
+      </w:r>
+    </w:p>
+    <w:p>
+      <w:pPr>
+        <w:pStyle w:val="ListNumber"/>
+      </w:pPr>
+      <w:r>
+        <w:t xml:space="preserve">Доставить backend-архив без </w:t>
+      </w:r>
+      <w:r>
+        <w:rPr>
+          <w:rFonts w:ascii="Consolas" w:hAnsi="Consolas"/>
+          <w:sz w:val="18"/>
+        </w:rPr>
+        <w:t>.env</w:t>
+      </w:r>
+      <w:r>
+        <w:t xml:space="preserve"> и </w:t>
+      </w:r>
+      <w:r>
+        <w:rPr>
+          <w:rFonts w:ascii="Consolas" w:hAnsi="Consolas"/>
+          <w:sz w:val="18"/>
+        </w:rPr>
+        <w:t>secrets/</w:t>
+      </w:r>
+      <w:r>
+        <w:t>.</w:t>
       </w:r>
     </w:p>
     <w:p>
@@ -1865,16 +2020,56 @@
         <w:pStyle w:val="ListNumber"/>
       </w:pPr>
       <w:r>
-        <w:t>Установить зависимости:</w:t>
-      </w:r>
-    </w:p>
-    <w:p>
+        <w:t xml:space="preserve">Скопировать </w:t>
+      </w:r>
       <w:r>
         <w:rPr>
           <w:rFonts w:ascii="Consolas" w:hAnsi="Consolas"/>
           <w:sz w:val="18"/>
         </w:rPr>
-        <w:t>/home/virusadk/.virtualenvs/school-platform/bin/pip install --no-cache-dir -r backend/requirements.txt</w:t>
+        <w:t>deploy/alwaysdata/wsgi_entry.py</w:t>
+      </w:r>
+      <w:r>
+        <w:t xml:space="preserve"> в </w:t>
+      </w:r>
+      <w:r>
+        <w:rPr>
+          <w:rFonts w:ascii="Consolas" w:hAnsi="Consolas"/>
+          <w:sz w:val="18"/>
+        </w:rPr>
+        <w:t>backend/__init__.py</w:t>
+      </w:r>
+      <w:r>
+        <w:t>.</w:t>
+      </w:r>
+    </w:p>
+    <w:p>
+      <w:pPr>
+        <w:pStyle w:val="ListNumber"/>
+      </w:pPr>
+      <w:r>
+        <w:t>Установить зависимости:</w:t>
+      </w:r>
+    </w:p>
+    <w:p>
+      <w:r>
+        <w:rPr>
+          <w:rFonts w:ascii="Consolas" w:hAnsi="Consolas"/>
+          <w:sz w:val="18"/>
+        </w:rPr>
+        <w:t>/home/school-platform-v2/.virtualenvs/school-platform/bin/pip install --no-cache-dir -r backend/requirements.txt</w:t>
+      </w:r>
+    </w:p>
+    <w:p>
+      <w:r>
+        <w:t xml:space="preserve">и </w:t>
+      </w:r>
+      <w:r>
+        <w:rPr>
+          <w:rFonts w:ascii="Consolas" w:hAnsi="Consolas"/>
+          <w:sz w:val="18"/>
+        </w:rPr>
+        <w:t>deploy/alwaysdata/requirements-wsgi.txt</w:t>
       </w:r>
       <w:r>
         <w:t>.</w:t>
@@ -1923,7 +2118,7 @@
         <w:t>python -m app.db.seed</w:t>
       </w:r>
       <w:r>
-        <w:t xml:space="preserve"> при первом развёртывании.</w:t>
+        <w:t xml:space="preserve"> только при первом развёртывании пустой БД.</w:t>
       </w:r>
     </w:p>
     <w:p>
@@ -1937,22 +2132,15 @@
         <w:rPr>
           <w:b/>
         </w:rPr>
-        <w:t>Advanced → Processes → Terminate</w:t>
-      </w:r>
-      <w:r>
-        <w:t xml:space="preserve"> для</w:t>
+        <w:t>Advanced → Processes</w:t>
+      </w:r>
+      <w:r>
+        <w:t xml:space="preserve"> (uWSGI). Если процесс</w:t>
       </w:r>
     </w:p>
     <w:p>
       <w:r>
-        <w:rPr>
-          <w:rFonts w:ascii="Consolas" w:hAnsi="Consolas"/>
-          <w:sz w:val="18"/>
-        </w:rPr>
-        <w:t>uvicorn app.main:app</w:t>
-      </w:r>
-      <w:r>
-        <w:t>; новый процесс стартует при следующем запросе.</w:t>
+        <w:t>упал, новый стартует при следующем HTTP-запросе.</w:t>
       </w:r>
     </w:p>
     <w:p>
@@ -1977,6 +2165,26 @@
           <w:rFonts w:ascii="Consolas" w:hAnsi="Consolas"/>
           <w:sz w:val="18"/>
         </w:rPr>
+        <w:t>/</w:t>
+      </w:r>
+      <w:r>
+        <w:t xml:space="preserve">, </w:t>
+      </w:r>
+      <w:r>
+        <w:rPr>
+          <w:rFonts w:ascii="Consolas" w:hAnsi="Consolas"/>
+          <w:sz w:val="18"/>
+        </w:rPr>
+        <w:t>/groups</w:t>
+      </w:r>
+      <w:r>
+        <w:t xml:space="preserve">, </w:t>
+      </w:r>
+      <w:r>
+        <w:rPr>
+          <w:rFonts w:ascii="Consolas" w:hAnsi="Consolas"/>
+          <w:sz w:val="18"/>
+        </w:rPr>
         <w:t>/docs</w:t>
       </w:r>
       <w:r>
@@ -2053,7 +2261,7 @@
           <w:rFonts w:ascii="Consolas" w:hAnsi="Consolas"/>
           <w:sz w:val="18"/>
         </w:rPr>
-        <w:t>/home/virusadk/school-platform-v2/frontend/dist</w:t>
+        <w:t>/home/school-platform-v2/school-platform-v2/frontend/dist</w:t>
       </w:r>
       <w:r>
         <w:t>.</w:t>
@@ -2200,7 +2408,7 @@
     </w:p>
     <w:p>
       <w:r>
-        <w:t xml:space="preserve">Текущий архив backend собирается локально и копируется через </w:t>
+        <w:t xml:space="preserve">Текущий архив backend и frontend собирается локально и копируется через </w:t>
       </w:r>
       <w:r>
         <w:rPr>
@@ -2210,17 +2418,17 @@
         <w:t>scp</w:t>
       </w:r>
       <w:r>
-        <w:t>; ключ</w:t>
+        <w:t>.</w:t>
       </w:r>
     </w:p>
     <w:p>
       <w:r>
-        <w:t>Alwaysdata не добавлялся в GitHub-репозиторий. Для регулярного деплоя нужно</w:t>
+        <w:t>Для регулярного деплоя нужно создать отдельный read-only deploy key и перейти</w:t>
       </w:r>
     </w:p>
     <w:p>
       <w:r>
-        <w:t xml:space="preserve">создать отдельный read-only deploy key и перейти на </w:t>
+        <w:t xml:space="preserve">на </w:t>
       </w:r>
       <w:r>
         <w:rPr>
@@ -2955,7 +3163,7 @@
       <w:jc w:val="center"/>
     </w:pPr>
     <w:r>
-      <w:t xml:space="preserve">ЕООП «Школьник» · 0.7 · </w:t>
+      <w:t xml:space="preserve">ЕООП «Школьник» · 0.7.1 · </w:t>
     </w:r>
     <w:r>
       <w:fldChar w:fldCharType="begin"/>

--- a/docs/word/07-operations/01-razvertyvanie-i-ekspluataciya.docx
+++ b/docs/word/07-operations/01-razvertyvanie-i-ekspluataciya.docx
@@ -63,7 +63,7 @@
           </w:tcPr>
           <w:p>
             <w:r>
-              <w:t>0.7.1</w:t>
+              <w:t>0.7.2</w:t>
             </w:r>
           </w:p>
         </w:tc>
@@ -3163,7 +3163,7 @@
       <w:jc w:val="center"/>
     </w:pPr>
     <w:r>
-      <w:t xml:space="preserve">ЕООП «Школьник» · 0.7.1 · </w:t>
+      <w:t xml:space="preserve">ЕООП «Школьник» · 0.7.2 · </w:t>
     </w:r>
     <w:r>
       <w:fldChar w:fldCharType="begin"/>

--- a/docs/word/07-operations/01-razvertyvanie-i-ekspluataciya.docx
+++ b/docs/word/07-operations/01-razvertyvanie-i-ekspluataciya.docx
@@ -63,7 +63,7 @@
           </w:tcPr>
           <w:p>
             <w:r>
-              <w:t>0.7.2</w:t>
+              <w:t>0.7.3</w:t>
             </w:r>
           </w:p>
         </w:tc>
@@ -362,7 +362,7 @@
               <w:rPr>
                 <w:sz w:val="18"/>
               </w:rPr>
-              <w:t>0.4</w:t>
+              <w:t>0.5</w:t>
             </w:r>
           </w:p>
         </w:tc>
@@ -2126,21 +2126,52 @@
         <w:pStyle w:val="ListNumber"/>
       </w:pPr>
       <w:r>
-        <w:t xml:space="preserve">Перезапустить процесс сайта: </w:t>
+        <w:t xml:space="preserve">Перезапустить сайт: </w:t>
       </w:r>
       <w:r>
         <w:rPr>
           <w:b/>
         </w:rPr>
-        <w:t>Advanced → Processes</w:t>
-      </w:r>
-      <w:r>
-        <w:t xml:space="preserve"> (uWSGI). Если процесс</w:t>
+        <w:t>Web → Sites → school-platform-v2 → Restart</w:t>
       </w:r>
     </w:p>
     <w:p>
       <w:r>
-        <w:t>упал, новый стартует при следующем HTTP-запросе.</w:t>
+        <w:t>(круглая стрелка). Если кнопка не отображается, изменить любую переменную</w:t>
+      </w:r>
+    </w:p>
+    <w:p>
+      <w:r>
+        <w:t xml:space="preserve">в </w:t>
+      </w:r>
+      <w:r>
+        <w:rPr>
+          <w:b/>
+        </w:rPr>
+        <w:t>Environment</w:t>
+      </w:r>
+      <w:r>
+        <w:t xml:space="preserve"> и сохранить форму — сохранение настроек сайта перезапускает</w:t>
+      </w:r>
+    </w:p>
+    <w:p>
+      <w:r>
+        <w:t>uWSGI. Горячая перезагрузка Python-кода не включена (</w:t>
+      </w:r>
+      <w:r>
+        <w:rPr>
+          <w:rFonts w:ascii="Consolas" w:hAnsi="Consolas"/>
+          <w:sz w:val="18"/>
+        </w:rPr>
+        <w:t>py-autoreload</w:t>
+      </w:r>
+      <w:r>
+        <w:t>),</w:t>
+      </w:r>
+    </w:p>
+    <w:p>
+      <w:r>
+        <w:t>поэтому после замены файлов backend перезапуск обязателен.</w:t>
       </w:r>
     </w:p>
     <w:p>
@@ -2199,6 +2230,136 @@
       </w:r>
       <w:r>
         <w:t>, старый сайт.</w:t>
+      </w:r>
+    </w:p>
+    <w:p>
+      <w:r>
+        <w:t>При обновлении backend без пересоздания сайта:</w:t>
+      </w:r>
+    </w:p>
+    <w:p>
+      <w:pPr>
+        <w:pStyle w:val="ListNumber"/>
+      </w:pPr>
+      <w:r>
+        <w:t xml:space="preserve">Доставить каталог </w:t>
+      </w:r>
+      <w:r>
+        <w:rPr>
+          <w:rFonts w:ascii="Consolas" w:hAnsi="Consolas"/>
+          <w:sz w:val="18"/>
+        </w:rPr>
+        <w:t>backend/</w:t>
+      </w:r>
+      <w:r>
+        <w:t xml:space="preserve"> через </w:t>
+      </w:r>
+      <w:r>
+        <w:rPr>
+          <w:rFonts w:ascii="Consolas" w:hAnsi="Consolas"/>
+          <w:sz w:val="18"/>
+        </w:rPr>
+        <w:t>scp</w:t>
+      </w:r>
+      <w:r>
+        <w:t xml:space="preserve"> или </w:t>
+      </w:r>
+      <w:r>
+        <w:rPr>
+          <w:rFonts w:ascii="Consolas" w:hAnsi="Consolas"/>
+          <w:sz w:val="18"/>
+        </w:rPr>
+        <w:t>git pull</w:t>
+      </w:r>
+      <w:r>
+        <w:t>.</w:t>
+      </w:r>
+    </w:p>
+    <w:p>
+      <w:pPr>
+        <w:pStyle w:val="ListNumber"/>
+      </w:pPr>
+      <w:r>
+        <w:t xml:space="preserve">При изменении каталога прав или групп выполнить </w:t>
+      </w:r>
+      <w:r>
+        <w:rPr>
+          <w:rFonts w:ascii="Consolas" w:hAnsi="Consolas"/>
+          <w:sz w:val="18"/>
+        </w:rPr>
+        <w:t>python -m app.db.seed</w:t>
+      </w:r>
+      <w:r>
+        <w:t>.</w:t>
+      </w:r>
+    </w:p>
+    <w:p>
+      <w:pPr>
+        <w:pStyle w:val="ListNumber"/>
+      </w:pPr>
+      <w:r>
+        <w:t xml:space="preserve">Перезапустить сайт кнопкой </w:t>
+      </w:r>
+      <w:r>
+        <w:rPr>
+          <w:b/>
+        </w:rPr>
+        <w:t>Restart</w:t>
+      </w:r>
+      <w:r>
+        <w:t xml:space="preserve"> или сохранением </w:t>
+      </w:r>
+      <w:r>
+        <w:rPr>
+          <w:b/>
+        </w:rPr>
+        <w:t>Environment</w:t>
+      </w:r>
+      <w:r>
+        <w:t>.</w:t>
+      </w:r>
+    </w:p>
+    <w:p>
+      <w:pPr>
+        <w:pStyle w:val="ListNumber"/>
+      </w:pPr>
+      <w:r>
+        <w:t xml:space="preserve">Проверить </w:t>
+      </w:r>
+      <w:r>
+        <w:rPr>
+          <w:rFonts w:ascii="Consolas" w:hAnsi="Consolas"/>
+          <w:sz w:val="18"/>
+        </w:rPr>
+        <w:t>/health</w:t>
+      </w:r>
+      <w:r>
+        <w:t xml:space="preserve"> и один защищённый маршрут; отключение сервиса должно</w:t>
+      </w:r>
+    </w:p>
+    <w:p>
+      <w:r>
+        <w:t xml:space="preserve">возвращать </w:t>
+      </w:r>
+      <w:r>
+        <w:rPr>
+          <w:rFonts w:ascii="Consolas" w:hAnsi="Consolas"/>
+          <w:sz w:val="18"/>
+        </w:rPr>
+        <w:t>403</w:t>
+      </w:r>
+      <w:r>
+        <w:t xml:space="preserve"> с текстом </w:t>
+      </w:r>
+      <w:r>
+        <w:rPr>
+          <w:rFonts w:ascii="Consolas" w:hAnsi="Consolas"/>
+          <w:sz w:val="18"/>
+        </w:rPr>
+        <w:t>Service '&lt;code&gt;' is disabled for this scope</w:t>
+      </w:r>
+      <w:r>
+        <w:t>.</w:t>
       </w:r>
     </w:p>
     <w:p>
@@ -3163,7 +3324,7 @@
       <w:jc w:val="center"/>
     </w:pPr>
     <w:r>
-      <w:t xml:space="preserve">ЕООП «Школьник» · 0.7.2 · </w:t>
+      <w:t xml:space="preserve">ЕООП «Школьник» · 0.7.3 · </w:t>
     </w:r>
     <w:r>
       <w:fldChar w:fldCharType="begin"/>
